--- a/templates/TEMPLATE_POWER/gcnkd.docx
+++ b/templates/TEMPLATE_POWER/gcnkd.docx
@@ -75,7 +75,7 @@
     <w:p/>
     <w:p>
       <w:r>
-        <w:t>TP Hồ Chí Minh, ngày      tháng      năm 20</w:t>
+        <w:t>{{ header.sign_date }}</w:t>
       </w:r>
     </w:p>
     <w:tbl>

--- a/templates/TEMPLATE_POWER/gcnkd.docx
+++ b/templates/TEMPLATE_POWER/gcnkd.docx
@@ -3,78 +3,278 @@
 <w:document xmlns:wpc="http://schemas.microsoft.com/office/word/2010/wordprocessingCanvas" xmlns:mo="http://schemas.microsoft.com/office/mac/office/2008/main" xmlns:mc="http://schemas.openxmlformats.org/markup-compatibility/2006" xmlns:mv="urn:schemas-microsoft-com:mac:vml" xmlns:o="urn:schemas-microsoft-com:office:office" xmlns:r="http://schemas.openxmlformats.org/officeDocument/2006/relationships" xmlns:m="http://schemas.openxmlformats.org/officeDocument/2006/math" xmlns:v="urn:schemas-microsoft-com:vml" xmlns:wp14="http://schemas.microsoft.com/office/word/2010/wordprocessingDrawing" xmlns:wp="http://schemas.openxmlformats.org/drawingml/2006/wordprocessingDrawing" xmlns:w10="urn:schemas-microsoft-com:office:word" xmlns:w="http://schemas.openxmlformats.org/wordprocessingml/2006/main" xmlns:w14="http://schemas.microsoft.com/office/word/2010/wordml" xmlns:wpg="http://schemas.microsoft.com/office/word/2010/wordprocessingGroup" xmlns:wpi="http://schemas.microsoft.com/office/word/2010/wordprocessingInk" xmlns:wne="http://schemas.microsoft.com/office/word/2006/wordml" xmlns:wps="http://schemas.microsoft.com/office/word/2010/wordprocessingShape" mc:Ignorable="w14 wp14">
   <w:body>
     <w:p>
+      <w:pPr>
+        <w:spacing w:after="120"/>
+        <w:jc w:val="center"/>
+      </w:pPr>
       <w:r>
+        <w:rPr>
+          <w:rFonts w:ascii="Times New Roman" w:hAnsi="Times New Roman" w:eastAsia="Times New Roman"/>
+          <w:sz w:val="22"/>
+        </w:rPr>
         <w:t>CỤC TIÊU CHUẨN ĐO LƯỜNG–CHẤT LƯỢNG (Department for Standard, Metrology and Quality) / TRUNG TÂM TIÊU CHUẨN ĐO LƯỜNG–CHẤT LƯỢNG 2 (Standard, Metrology and Quality Centrer 2) / Địa chỉ (Add): Số 40 Nguyễn Giản Thanh – Phường 15 – Quận10 - TP. Hồ Chí Minh / Điện thoại (Tel): 08.39700977 – Fax: 08.39700977</w:t>
       </w:r>
     </w:p>
     <w:p>
+      <w:pPr>
+        <w:spacing w:after="80"/>
+        <w:jc w:val="center"/>
+      </w:pPr>
       <w:r>
+        <w:rPr>
+          <w:rFonts w:ascii="Times New Roman" w:hAnsi="Times New Roman" w:eastAsia="Times New Roman"/>
+          <w:b/>
+          <w:sz w:val="32"/>
+        </w:rPr>
         <w:t>GIẤY CHỨNG NHẬN HIỆU CHUẨN</w:t>
       </w:r>
     </w:p>
     <w:p>
+      <w:pPr>
+        <w:spacing w:after="160"/>
+        <w:jc w:val="center"/>
+      </w:pPr>
       <w:r>
+        <w:rPr>
+          <w:rFonts w:ascii="Times New Roman" w:hAnsi="Times New Roman" w:eastAsia="Times New Roman"/>
+          <w:i/>
+          <w:sz w:val="24"/>
+        </w:rPr>
         <w:t>(Calibration Certificate)</w:t>
       </w:r>
     </w:p>
     <w:p>
       <w:r>
-        <w:t>Số (N0): {{ header.cert_no }}</w:t>
+        <w:rPr>
+          <w:rFonts w:ascii="Times New Roman" w:hAnsi="Times New Roman" w:eastAsia="Times New Roman"/>
+          <w:b/>
+          <w:sz w:val="26"/>
+        </w:rPr>
+        <w:t xml:space="preserve">Số (N0): </w:t>
+      </w:r>
+      <w:r>
+        <w:rPr>
+          <w:rFonts w:ascii="Times New Roman" w:hAnsi="Times New Roman" w:eastAsia="Times New Roman"/>
+          <w:b w:val="0"/>
+          <w:sz w:val="26"/>
+        </w:rPr>
+        <w:t>{{ header.cert_no }}</w:t>
       </w:r>
     </w:p>
     <w:p>
       <w:r>
-        <w:t>Tên phương tiện đo (Object): {{ header.name }}</w:t>
+        <w:rPr>
+          <w:rFonts w:ascii="Times New Roman" w:hAnsi="Times New Roman" w:eastAsia="Times New Roman"/>
+          <w:b/>
+          <w:sz w:val="26"/>
+        </w:rPr>
+        <w:t xml:space="preserve">Tên phương tiện đo (Object): </w:t>
+      </w:r>
+      <w:r>
+        <w:rPr>
+          <w:rFonts w:ascii="Times New Roman" w:hAnsi="Times New Roman" w:eastAsia="Times New Roman"/>
+          <w:b w:val="0"/>
+          <w:sz w:val="26"/>
+        </w:rPr>
+        <w:t>{{ header.name }}</w:t>
       </w:r>
     </w:p>
     <w:p>
       <w:r>
-        <w:t>Kiểu (Type): {{ header.no }}          Số (Serial N0): {{ header.serial }}</w:t>
+        <w:rPr>
+          <w:rFonts w:ascii="Times New Roman" w:hAnsi="Times New Roman" w:eastAsia="Times New Roman"/>
+          <w:b/>
+          <w:sz w:val="26"/>
+        </w:rPr>
+        <w:t xml:space="preserve">Kiểu (Type): </w:t>
+      </w:r>
+      <w:r>
+        <w:rPr>
+          <w:rFonts w:ascii="Times New Roman" w:hAnsi="Times New Roman" w:eastAsia="Times New Roman"/>
+          <w:b w:val="0"/>
+          <w:sz w:val="26"/>
+        </w:rPr>
+        <w:t>{{ header.no }}</w:t>
+      </w:r>
+      <w:r>
+        <w:rPr>
+          <w:rFonts w:ascii="Times New Roman" w:hAnsi="Times New Roman" w:eastAsia="Times New Roman"/>
+          <w:b/>
+          <w:sz w:val="26"/>
+        </w:rPr>
+        <w:t xml:space="preserve">          Số (Serial N0): </w:t>
+      </w:r>
+      <w:r>
+        <w:rPr>
+          <w:rFonts w:ascii="Times New Roman" w:hAnsi="Times New Roman" w:eastAsia="Times New Roman"/>
+          <w:b w:val="0"/>
+          <w:sz w:val="26"/>
+        </w:rPr>
+        <w:t>{{ header.serial }}</w:t>
       </w:r>
     </w:p>
     <w:p>
       <w:r>
-        <w:t>Nơi sản xuất (Manufacturer): {{ header.country }}</w:t>
+        <w:rPr>
+          <w:rFonts w:ascii="Times New Roman" w:hAnsi="Times New Roman" w:eastAsia="Times New Roman"/>
+          <w:b/>
+          <w:sz w:val="26"/>
+        </w:rPr>
+        <w:t xml:space="preserve">Nơi sản xuất (Manufacturer): </w:t>
+      </w:r>
+      <w:r>
+        <w:rPr>
+          <w:rFonts w:ascii="Times New Roman" w:hAnsi="Times New Roman" w:eastAsia="Times New Roman"/>
+          <w:b w:val="0"/>
+          <w:sz w:val="26"/>
+        </w:rPr>
+        <w:t>{{ header.country }}</w:t>
       </w:r>
     </w:p>
     <w:p>
       <w:r>
-        <w:t>Đặc trưng kỹ thuật (Technical Specification): {{ header.Characteristics }}</w:t>
+        <w:rPr>
+          <w:rFonts w:ascii="Times New Roman" w:hAnsi="Times New Roman" w:eastAsia="Times New Roman"/>
+          <w:b/>
+          <w:sz w:val="26"/>
+        </w:rPr>
+        <w:t xml:space="preserve">Đặc trưng kỹ thuật (Technical Specification): </w:t>
+      </w:r>
+      <w:r>
+        <w:rPr>
+          <w:rFonts w:ascii="Times New Roman" w:hAnsi="Times New Roman" w:eastAsia="Times New Roman"/>
+          <w:b w:val="0"/>
+          <w:sz w:val="26"/>
+        </w:rPr>
+        <w:t>{{ header.Characteristics }}</w:t>
       </w:r>
     </w:p>
     <w:p>
       <w:r>
-        <w:t>Cơ sở sử dụng (Customer): {{ header.company }}</w:t>
+        <w:rPr>
+          <w:rFonts w:ascii="Times New Roman" w:hAnsi="Times New Roman" w:eastAsia="Times New Roman"/>
+          <w:b/>
+          <w:sz w:val="26"/>
+        </w:rPr>
+        <w:t xml:space="preserve">Cơ sở sử dụng (Customer): </w:t>
+      </w:r>
+      <w:r>
+        <w:rPr>
+          <w:rFonts w:ascii="Times New Roman" w:hAnsi="Times New Roman" w:eastAsia="Times New Roman"/>
+          <w:b w:val="0"/>
+          <w:sz w:val="26"/>
+        </w:rPr>
+        <w:t>{{ header.company }}</w:t>
       </w:r>
     </w:p>
     <w:p>
       <w:r>
+        <w:rPr>
+          <w:rFonts w:ascii="Times New Roman" w:hAnsi="Times New Roman" w:eastAsia="Times New Roman"/>
+          <w:sz w:val="26"/>
+        </w:rPr>
         <w:t>Phương pháp thực hiện (Method of calibration): QTHC 2.515 : 2021</w:t>
       </w:r>
     </w:p>
     <w:p>
       <w:r>
-        <w:t>Điều kiện môi trường: (Environmental Conditions):  nhiệt độ {{ header.temperature }}          độ ẩm {{ header.humidity }}</w:t>
+        <w:rPr>
+          <w:rFonts w:ascii="Times New Roman" w:hAnsi="Times New Roman" w:eastAsia="Times New Roman"/>
+          <w:b/>
+          <w:sz w:val="26"/>
+        </w:rPr>
+        <w:t xml:space="preserve">Điều kiện môi trường: (Environmental Conditions):  nhiệt độ </w:t>
+      </w:r>
+      <w:r>
+        <w:rPr>
+          <w:rFonts w:ascii="Times New Roman" w:hAnsi="Times New Roman" w:eastAsia="Times New Roman"/>
+          <w:b w:val="0"/>
+          <w:sz w:val="26"/>
+        </w:rPr>
+        <w:t>{{ header.temperature }}</w:t>
+      </w:r>
+      <w:r>
+        <w:rPr>
+          <w:rFonts w:ascii="Times New Roman" w:hAnsi="Times New Roman" w:eastAsia="Times New Roman"/>
+          <w:b/>
+          <w:sz w:val="26"/>
+        </w:rPr>
+        <w:t xml:space="preserve">          độ ẩm </w:t>
+      </w:r>
+      <w:r>
+        <w:rPr>
+          <w:rFonts w:ascii="Times New Roman" w:hAnsi="Times New Roman" w:eastAsia="Times New Roman"/>
+          <w:b w:val="0"/>
+          <w:sz w:val="26"/>
+        </w:rPr>
+        <w:t>{{ header.humidity }}</w:t>
       </w:r>
     </w:p>
     <w:p>
       <w:r>
-        <w:t>Chuẩn được sử dụng (Standards used): {{ header.equipment }}</w:t>
+        <w:rPr>
+          <w:rFonts w:ascii="Times New Roman" w:hAnsi="Times New Roman" w:eastAsia="Times New Roman"/>
+          <w:b/>
+          <w:sz w:val="26"/>
+        </w:rPr>
+        <w:t xml:space="preserve">Chuẩn được sử dụng (Standards used): </w:t>
+      </w:r>
+      <w:r>
+        <w:rPr>
+          <w:rFonts w:ascii="Times New Roman" w:hAnsi="Times New Roman" w:eastAsia="Times New Roman"/>
+          <w:b w:val="0"/>
+          <w:sz w:val="26"/>
+        </w:rPr>
+        <w:t>{{ header.equipment }}</w:t>
       </w:r>
     </w:p>
     <w:p>
       <w:r>
-        <w:t>Kết quả (Results): {{ header.conclusion }}</w:t>
+        <w:rPr>
+          <w:rFonts w:ascii="Times New Roman" w:hAnsi="Times New Roman" w:eastAsia="Times New Roman"/>
+          <w:b/>
+          <w:sz w:val="26"/>
+        </w:rPr>
+        <w:t xml:space="preserve">Kết quả (Results): </w:t>
+      </w:r>
+      <w:r>
+        <w:rPr>
+          <w:rFonts w:ascii="Times New Roman" w:hAnsi="Times New Roman" w:eastAsia="Times New Roman"/>
+          <w:b w:val="0"/>
+          <w:sz w:val="26"/>
+        </w:rPr>
+        <w:t>{{ header.conclusion }}</w:t>
       </w:r>
     </w:p>
     <w:p>
       <w:r>
-        <w:t>Ngày hiệu chuẩn (Date of Calibration): {{ header.cal_date }}</w:t>
+        <w:rPr>
+          <w:rFonts w:ascii="Times New Roman" w:hAnsi="Times New Roman" w:eastAsia="Times New Roman"/>
+          <w:b/>
+          <w:sz w:val="26"/>
+        </w:rPr>
+        <w:t xml:space="preserve">Ngày hiệu chuẩn (Date of Calibration): </w:t>
+      </w:r>
+      <w:r>
+        <w:rPr>
+          <w:rFonts w:ascii="Times New Roman" w:hAnsi="Times New Roman" w:eastAsia="Times New Roman"/>
+          <w:b w:val="0"/>
+          <w:sz w:val="26"/>
+        </w:rPr>
+        <w:t>{{ header.cal_date }}</w:t>
       </w:r>
     </w:p>
     <w:p/>
     <w:p>
+      <w:pPr>
+        <w:jc w:val="right"/>
+      </w:pPr>
       <w:r>
+        <w:rPr>
+          <w:rFonts w:ascii="Times New Roman" w:hAnsi="Times New Roman" w:eastAsia="Times New Roman"/>
+          <w:i/>
+          <w:sz w:val="26"/>
+        </w:rPr>
         <w:t>{{ header.sign_date }}</w:t>
       </w:r>
     </w:p>
@@ -91,14 +291,33 @@
         <w:tc>
           <w:tcPr>
             <w:tcW w:type="dxa" w:w="4320"/>
+            <w:vAlign w:val="center"/>
           </w:tcPr>
           <w:p>
+            <w:pPr>
+              <w:spacing w:before="40"/>
+              <w:jc w:val="center"/>
+            </w:pPr>
             <w:r>
+              <w:rPr>
+                <w:rFonts w:ascii="Times New Roman" w:hAnsi="Times New Roman" w:eastAsia="Times New Roman"/>
+                <w:b/>
+                <w:sz w:val="26"/>
+              </w:rPr>
               <w:t>TRƯỞNG PHÒNG THÍ NGHIỆM</w:t>
             </w:r>
           </w:p>
           <w:p>
+            <w:pPr>
+              <w:spacing w:before="40"/>
+              <w:jc w:val="center"/>
+            </w:pPr>
             <w:r>
+              <w:rPr>
+                <w:rFonts w:ascii="Times New Roman" w:hAnsi="Times New Roman" w:eastAsia="Times New Roman"/>
+                <w:b/>
+                <w:sz w:val="26"/>
+              </w:rPr>
               <w:t>(Head of the Cal. Lab.)</w:t>
             </w:r>
           </w:p>
@@ -106,14 +325,33 @@
         <w:tc>
           <w:tcPr>
             <w:tcW w:type="dxa" w:w="4320"/>
+            <w:vAlign w:val="center"/>
           </w:tcPr>
           <w:p>
+            <w:pPr>
+              <w:spacing w:before="40"/>
+              <w:jc w:val="center"/>
+            </w:pPr>
             <w:r>
+              <w:rPr>
+                <w:rFonts w:ascii="Times New Roman" w:hAnsi="Times New Roman" w:eastAsia="Times New Roman"/>
+                <w:b/>
+                <w:sz w:val="26"/>
+              </w:rPr>
               <w:t>GIÁM ĐỐC</w:t>
             </w:r>
           </w:p>
           <w:p>
+            <w:pPr>
+              <w:spacing w:before="40"/>
+              <w:jc w:val="center"/>
+            </w:pPr>
             <w:r>
+              <w:rPr>
+                <w:rFonts w:ascii="Times New Roman" w:hAnsi="Times New Roman" w:eastAsia="Times New Roman"/>
+                <w:b/>
+                <w:sz w:val="26"/>
+              </w:rPr>
               <w:t>(Director)</w:t>
             </w:r>
           </w:p>
@@ -137,11 +375,21 @@
           </w:tcPr>
           <w:p>
             <w:r>
+              <w:rPr>
+                <w:rFonts w:ascii="Times New Roman" w:hAnsi="Times New Roman" w:eastAsia="Times New Roman"/>
+                <w:i/>
+                <w:sz w:val="20"/>
+              </w:rPr>
               <w:t>Trang: 01/03</w:t>
             </w:r>
           </w:p>
           <w:p>
             <w:r>
+              <w:rPr>
+                <w:rFonts w:ascii="Times New Roman" w:hAnsi="Times New Roman" w:eastAsia="Times New Roman"/>
+                <w:i/>
+                <w:sz w:val="20"/>
+              </w:rPr>
               <w:t>(No of paper)</w:t>
             </w:r>
           </w:p>
@@ -152,11 +400,21 @@
           </w:tcPr>
           <w:p>
             <w:r>
+              <w:rPr>
+                <w:rFonts w:ascii="Times New Roman" w:hAnsi="Times New Roman" w:eastAsia="Times New Roman"/>
+                <w:i/>
+                <w:sz w:val="20"/>
+              </w:rPr>
               <w:t>Không được sao chép rời khi giấy chứng nhận có nhiều trang nếu không được sự đồng ý bằng văn bản của Trung tâm Tiêu chuẩn-Đo lường-Chất lượng 2</w:t>
             </w:r>
           </w:p>
           <w:p>
             <w:r>
+              <w:rPr>
+                <w:rFonts w:ascii="Times New Roman" w:hAnsi="Times New Roman" w:eastAsia="Times New Roman"/>
+                <w:i/>
+                <w:sz w:val="20"/>
+              </w:rPr>
               <w:t>(This certificate shall not be reproduced except in full, without the writen approval of Standard, Metrology and Quality Centrer 2</w:t>
             </w:r>
           </w:p>
@@ -536,6 +794,10 @@
     <w:name w:val="Normal"/>
     <w:qFormat/>
     <w:rsid w:val="00FC693F"/>
+    <w:rPr>
+      <w:rFonts w:ascii="Times New Roman" w:hAnsi="Times New Roman" w:eastAsia="Times New Roman"/>
+      <w:sz w:val="26"/>
+    </w:rPr>
   </w:style>
   <w:style w:type="paragraph" w:styleId="Header">
     <w:name w:val="header"/>
